--- a/Course/Installation_guide.docx
+++ b/Course/Installation_guide.docx
@@ -4,42 +4,26 @@
   <w:body>
     <w:p>
       <w:pPr>
-        <w:spacing w:after="140"/>
+        <w:keepNext/>
+        <w:spacing w:after="100"/>
       </w:pPr>
       <w:r>
         <w:rPr>
           <w:b/>
-          <w:sz w:val="32"/>
+          <w:sz w:val="31"/>
         </w:rPr>
-        <w:t>Installation guide: How to</w:t>
-      </w:r>
-      <w:r>
-        <w:rPr>
-          <w:b/>
-          <w:sz w:val="32"/>
-        </w:rPr>
-        <w:t xml:space="preserve"> Install Julia and VS Code</w:t>
-      </w:r>
-    </w:p>
-    <w:p>
-      <w:r>
-        <w:rPr>
-          <w:b/>
-        </w:rPr>
-        <w:t xml:space="preserve">You need: </w:t>
-      </w:r>
-      <w:r>
-        <w:t>a computer with internet access and permission to install software. You need both Julia and Visual Studio Code (VS Code).</w:t>
+        <w:t>Installation guide: Julia, VS Code, and GitHub Desktop</w:t>
       </w:r>
     </w:p>
     <w:p>
       <w:pPr>
-        <w:spacing w:before="160" w:after="40"/>
+        <w:keepNext/>
+        <w:spacing w:before="110" w:after="20"/>
       </w:pPr>
       <w:r>
         <w:rPr>
           <w:b/>
-          <w:sz w:val="25"/>
+          <w:sz w:val="24"/>
         </w:rPr>
         <w:t>1. Install Julia</w:t>
       </w:r>
@@ -47,7 +31,6 @@
     <w:p>
       <w:pPr>
         <w:pStyle w:val="ListBullet"/>
-        <w:spacing w:after="20"/>
       </w:pPr>
       <w:r>
         <w:t>Go to https://julialang.org/downloads/</w:t>
@@ -56,29 +39,28 @@
     <w:p>
       <w:pPr>
         <w:pStyle w:val="ListBullet"/>
-        <w:spacing w:after="20"/>
       </w:pPr>
       <w:r>
-        <w:t>Install the recommended version for your operating system. Follow the instructions on the website and keep the standard/default options.</w:t>
+        <w:t>Install the recommended version for your operating system and keep the standard/default options.</w:t>
       </w:r>
     </w:p>
     <w:p>
       <w:pPr>
         <w:pStyle w:val="ListBullet"/>
-        <w:spacing w:after="20"/>
       </w:pPr>
       <w:r>
-        <w:t>On Windows, the recommended option uses Juliaup (available through the Microsoft Store). On macOS or Linux, copy the command from the Julia download page into Terminal.</w:t>
+        <w:t>On Windows, the recommended option uses Juliaup through the Microsoft Store. On macOS or Linux, copy the command from the Julia download page into Terminal.</w:t>
       </w:r>
     </w:p>
     <w:p>
       <w:pPr>
-        <w:spacing w:before="160" w:after="40"/>
+        <w:keepNext/>
+        <w:spacing w:before="110" w:after="20"/>
       </w:pPr>
       <w:r>
         <w:rPr>
           <w:b/>
-          <w:sz w:val="25"/>
+          <w:sz w:val="24"/>
         </w:rPr>
         <w:t>2. Install VS Code</w:t>
       </w:r>
@@ -86,7 +68,6 @@
     <w:p>
       <w:pPr>
         <w:pStyle w:val="ListBullet"/>
-        <w:spacing w:after="20"/>
       </w:pPr>
       <w:r>
         <w:t>Go to https://code.visualstudio.com/download</w:t>
@@ -95,16 +76,14 @@
     <w:p>
       <w:pPr>
         <w:pStyle w:val="ListBullet"/>
-        <w:spacing w:after="20"/>
       </w:pPr>
       <w:r>
-        <w:t>Download and install the normal version of Visual Studio Code for your operating system. Keep the default installation options.</w:t>
+        <w:t>Download and install the normal version of Visual Studio Code for your operating system. Keep the default options.</w:t>
       </w:r>
     </w:p>
     <w:p>
       <w:pPr>
         <w:pStyle w:val="ListBullet"/>
-        <w:spacing w:after="20"/>
       </w:pPr>
       <w:r>
         <w:t>Note: install Visual Studio Code, not Visual Studio.</w:t>
@@ -112,12 +91,13 @@
     </w:p>
     <w:p>
       <w:pPr>
-        <w:spacing w:before="160" w:after="40"/>
+        <w:keepNext/>
+        <w:spacing w:before="110" w:after="20"/>
       </w:pPr>
       <w:r>
         <w:rPr>
           <w:b/>
-          <w:sz w:val="25"/>
+          <w:sz w:val="24"/>
         </w:rPr>
         <w:t>3. Install the Julia extension</w:t>
       </w:r>
@@ -125,46 +105,130 @@
     <w:p>
       <w:pPr>
         <w:pStyle w:val="ListBullet"/>
-        <w:spacing w:after="20"/>
       </w:pPr>
       <w:r>
-        <w:t>Open VS Code.</w:t>
+        <w:t>Open VS Code and click the Extensions icon in the left-hand menu (the icon with four small squares).</w:t>
       </w:r>
     </w:p>
     <w:p>
       <w:pPr>
         <w:pStyle w:val="ListBullet"/>
-        <w:spacing w:after="20"/>
       </w:pPr>
       <w:r>
-        <w:t>Click the Extensions icon in the left-hand menu (the icon with four small squares).</w:t>
+        <w:t>Search for Julia and install the extension called Julia. Restart VS Code if asked.</w:t>
+      </w:r>
+    </w:p>
+    <w:p>
+      <w:pPr>
+        <w:keepNext/>
+        <w:spacing w:before="110" w:after="20"/>
+      </w:pPr>
+      <w:r>
+        <w:rPr>
+          <w:b/>
+          <w:sz w:val="24"/>
+        </w:rPr>
+        <w:t>4. Create a GitHub account</w:t>
       </w:r>
     </w:p>
     <w:p>
       <w:pPr>
         <w:pStyle w:val="ListBullet"/>
-        <w:spacing w:after="20"/>
       </w:pPr>
       <w:r>
-        <w:t>Search for Julia and install the extension called Julia. Restart VS Code if it asks you to do so.</w:t>
-      </w:r>
-    </w:p>
-    <w:p>
-      <w:pPr>
-        <w:spacing w:before="160" w:after="40"/>
-      </w:pPr>
-      <w:r>
-        <w:rPr>
-          <w:b/>
-          <w:sz w:val="25"/>
-        </w:rPr>
-        <w:t>4. Test that everything works</w:t>
+        <w:t>Go to https://github.com/signup and create a free account using your email address, a password, and a username.</w:t>
       </w:r>
     </w:p>
     <w:p>
       <w:pPr>
         <w:pStyle w:val="ListBullet"/>
-        <w:spacing w:after="20"/>
+      </w:pPr>
+      <w:r>
+        <w:t>Choose a username you are comfortable using for course work, as it may be visible to other people.</w:t>
+      </w:r>
+    </w:p>
+    <w:p>
+      <w:pPr>
+        <w:pStyle w:val="ListBullet"/>
+      </w:pPr>
+      <w:r>
+        <w:t>Open the verification email from GitHub and verify your email address.</w:t>
+      </w:r>
+    </w:p>
+    <w:p>
+      <w:pPr>
+        <w:keepNext/>
+        <w:spacing w:before="110" w:after="20"/>
+      </w:pPr>
+      <w:r>
+        <w:rPr>
+          <w:b/>
+          <w:sz w:val="24"/>
+        </w:rPr>
+        <w:t>5. Install GitHub Desktop</w:t>
+      </w:r>
+    </w:p>
+    <w:p>
+      <w:pPr>
+        <w:pStyle w:val="ListBullet"/>
+      </w:pPr>
+      <w:r>
+        <w:t>Go to https://desktop.github.com/ and download and install GitHub Desktop. Keep the default options.</w:t>
+      </w:r>
+    </w:p>
+    <w:p>
+      <w:pPr>
+        <w:pStyle w:val="ListBullet"/>
+      </w:pPr>
+      <w:r>
+        <w:t>GitHub Desktop is officially available for Windows and macOS. Linux users should skip this step and contact the instructor about using Git through VS Code or the command line.</w:t>
+      </w:r>
+    </w:p>
+    <w:p>
+      <w:pPr>
+        <w:keepNext/>
+        <w:spacing w:before="110" w:after="20"/>
+      </w:pPr>
+      <w:r>
+        <w:rPr>
+          <w:b/>
+          <w:sz w:val="24"/>
+        </w:rPr>
+        <w:t>6. Sign in to GitHub Desktop</w:t>
+      </w:r>
+    </w:p>
+    <w:p>
+      <w:pPr>
+        <w:pStyle w:val="ListBullet"/>
+      </w:pPr>
+      <w:r>
+        <w:t>Open GitHub Desktop and select Sign in to GitHub.com. Your browser will open; sign in and authorize GitHub Desktop.</w:t>
+      </w:r>
+    </w:p>
+    <w:p>
+      <w:pPr>
+        <w:pStyle w:val="ListBullet"/>
+      </w:pPr>
+      <w:r>
+        <w:t>Return to GitHub Desktop. If asked for your name and email, use your name and the verified email address connected to your GitHub account.</w:t>
+      </w:r>
+    </w:p>
+    <w:p>
+      <w:pPr>
+        <w:keepNext/>
+        <w:spacing w:before="110" w:after="20"/>
+      </w:pPr>
+      <w:r>
+        <w:rPr>
+          <w:b/>
+          <w:sz w:val="24"/>
+        </w:rPr>
+        <w:t>7. Test that Julia works</w:t>
+      </w:r>
+    </w:p>
+    <w:p>
+      <w:pPr>
+        <w:pStyle w:val="ListBullet"/>
       </w:pPr>
       <w:r>
         <w:t>In VS Code, select File &gt; Open Folder and create or open a folder called JuliaCourse.</w:t>
@@ -173,7 +237,6 @@
     <w:p>
       <w:pPr>
         <w:pStyle w:val="ListBullet"/>
-        <w:spacing w:after="20"/>
       </w:pPr>
       <w:r>
         <w:t>Create a new file called hello.jl.</w:t>
@@ -182,7 +245,6 @@
     <w:p>
       <w:pPr>
         <w:pStyle w:val="ListBullet"/>
-        <w:spacing w:after="20"/>
       </w:pPr>
       <w:r>
         <w:t>Paste the code below into the file, save it, and click the small play button in the top-right corner. Choose Run: Julia File in Terminal.</w:t>
@@ -194,20 +256,21 @@
       </w:pPr>
       <w:r>
         <w:rPr>
-          <w:rFonts w:ascii="Consolas" w:eastAsia="Consolas" w:hAnsi="Consolas"/>
-          <w:sz w:val="20"/>
+          <w:rFonts w:ascii="Consolas" w:hAnsi="Consolas"/>
+          <w:sz w:val="19"/>
         </w:rPr>
         <w:t>println("Julia is working!")</w:t>
       </w:r>
     </w:p>
     <w:p>
       <w:pPr>
-        <w:spacing w:before="160" w:after="40"/>
+        <w:keepNext/>
+        <w:spacing w:before="110" w:after="20"/>
       </w:pPr>
       <w:r>
         <w:rPr>
           <w:b/>
-          <w:sz w:val="25"/>
+          <w:sz w:val="24"/>
         </w:rPr>
         <w:t>What should happen?</w:t>
       </w:r>
@@ -217,7 +280,7 @@
         <w:pStyle w:val="ListBullet"/>
       </w:pPr>
       <w:r>
-        <w:t>A terminal should open in the lower part of VS Code and show: Julia is working!</w:t>
+        <w:t>The VS Code terminal should show: Julia is working!</w:t>
       </w:r>
     </w:p>
     <w:p>
@@ -225,17 +288,18 @@
         <w:pStyle w:val="ListBullet"/>
       </w:pPr>
       <w:r>
-        <w:t>At that point, your setup is complete.</w:t>
+        <w:t>GitHub Desktop should open without an error and show that you are signed in to your GitHub account.</w:t>
       </w:r>
     </w:p>
     <w:p>
       <w:pPr>
-        <w:spacing w:before="160" w:after="40"/>
+        <w:keepNext/>
+        <w:spacing w:before="110" w:after="20"/>
       </w:pPr>
       <w:r>
         <w:rPr>
           <w:b/>
-          <w:sz w:val="25"/>
+          <w:sz w:val="24"/>
         </w:rPr>
         <w:t>If it does not work</w:t>
       </w:r>
@@ -245,7 +309,7 @@
         <w:pStyle w:val="ListBullet"/>
       </w:pPr>
       <w:r>
-        <w:t>Close and reopen VS Code, then try again.</w:t>
+        <w:t>Close and reopen VS Code or GitHub Desktop, then try again.</w:t>
       </w:r>
     </w:p>
     <w:p>
@@ -261,21 +325,20 @@
         <w:pStyle w:val="ListBullet"/>
       </w:pPr>
       <w:r>
-        <w:t xml:space="preserve">Still stuck? Bring your laptop </w:t>
+        <w:t>If GitHub Desktop cannot sign in, confirm that your GitHub email is verified and repeat the browser sign-in.</w:t>
       </w:r>
+    </w:p>
+    <w:p>
+      <w:pPr>
+        <w:pStyle w:val="ListBullet"/>
+      </w:pPr>
       <w:r>
-        <w:t>to the workshop</w:t>
-      </w:r>
-      <w:r>
-        <w:t xml:space="preserve"> </w:t>
-      </w:r>
-      <w:r>
-        <w:t xml:space="preserve">and I’ll help. </w:t>
+        <w:t>Still stuck? Bring your laptop to the workshop and I will help.</w:t>
       </w:r>
     </w:p>
     <w:sectPr>
       <w:pgSz w:w="12240" w:h="15840"/>
-      <w:pgMar w:top="1008" w:right="1152" w:bottom="1008" w:left="1152" w:header="720" w:footer="720" w:gutter="0"/>
+      <w:pgMar w:top="893" w:right="1152" w:bottom="893" w:left="1152" w:header="720" w:footer="720" w:gutter="0"/>
       <w:cols w:space="720"/>
       <w:docGrid w:linePitch="360"/>
     </w:sectPr>
@@ -877,10 +940,11 @@
     <w:qFormat/>
     <w:rsid w:val="00FC693F"/>
     <w:pPr>
-      <w:spacing w:after="80"/>
+      <w:spacing w:after="0" w:line="240" w:lineRule="auto"/>
     </w:pPr>
     <w:rPr>
       <w:rFonts w:ascii="Calibri" w:eastAsia="Calibri" w:hAnsi="Calibri"/>
+      <w:sz w:val="21"/>
     </w:rPr>
   </w:style>
   <w:style w:type="paragraph" w:styleId="Heading1">
@@ -894,7 +958,7 @@
     <w:pPr>
       <w:keepNext/>
       <w:keepLines/>
-      <w:spacing w:before="480" w:after="0"/>
+      <w:spacing w:before="480"/>
       <w:outlineLvl w:val="0"/>
     </w:pPr>
     <w:rPr>
@@ -918,7 +982,7 @@
     <w:pPr>
       <w:keepNext/>
       <w:keepLines/>
-      <w:spacing w:before="200" w:after="0"/>
+      <w:spacing w:before="200"/>
       <w:outlineLvl w:val="1"/>
     </w:pPr>
     <w:rPr>
@@ -942,7 +1006,7 @@
     <w:pPr>
       <w:keepNext/>
       <w:keepLines/>
-      <w:spacing w:before="200" w:after="0"/>
+      <w:spacing w:before="200"/>
       <w:outlineLvl w:val="2"/>
     </w:pPr>
     <w:rPr>
@@ -965,7 +1029,7 @@
     <w:pPr>
       <w:keepNext/>
       <w:keepLines/>
-      <w:spacing w:before="200" w:after="0"/>
+      <w:spacing w:before="200"/>
       <w:outlineLvl w:val="3"/>
     </w:pPr>
     <w:rPr>
@@ -990,7 +1054,7 @@
     <w:pPr>
       <w:keepNext/>
       <w:keepLines/>
-      <w:spacing w:before="200" w:after="0"/>
+      <w:spacing w:before="200"/>
       <w:outlineLvl w:val="4"/>
     </w:pPr>
     <w:rPr>
@@ -1011,7 +1075,7 @@
     <w:pPr>
       <w:keepNext/>
       <w:keepLines/>
-      <w:spacing w:before="200" w:after="0"/>
+      <w:spacing w:before="200"/>
       <w:outlineLvl w:val="5"/>
     </w:pPr>
     <w:rPr>
@@ -1034,7 +1098,7 @@
     <w:pPr>
       <w:keepNext/>
       <w:keepLines/>
-      <w:spacing w:before="200" w:after="0"/>
+      <w:spacing w:before="200"/>
       <w:outlineLvl w:val="6"/>
     </w:pPr>
     <w:rPr>
@@ -1057,7 +1121,7 @@
     <w:pPr>
       <w:keepNext/>
       <w:keepLines/>
-      <w:spacing w:before="200" w:after="0"/>
+      <w:spacing w:before="200"/>
       <w:outlineLvl w:val="7"/>
     </w:pPr>
     <w:rPr>
@@ -1080,7 +1144,7 @@
     <w:pPr>
       <w:keepNext/>
       <w:keepLines/>
-      <w:spacing w:before="200" w:after="0"/>
+      <w:spacing w:before="200"/>
       <w:outlineLvl w:val="8"/>
     </w:pPr>
     <w:rPr>
@@ -1131,7 +1195,6 @@
         <w:tab w:val="center" w:pos="4680"/>
         <w:tab w:val="right" w:pos="9360"/>
       </w:tabs>
-      <w:spacing w:after="0" w:line="240" w:lineRule="auto"/>
     </w:pPr>
   </w:style>
   <w:style w:type="character" w:customStyle="1" w:styleId="HeaderChar">
@@ -1153,7 +1216,6 @@
         <w:tab w:val="center" w:pos="4680"/>
         <w:tab w:val="right" w:pos="9360"/>
       </w:tabs>
-      <w:spacing w:after="0" w:line="240" w:lineRule="auto"/>
     </w:pPr>
   </w:style>
   <w:style w:type="character" w:customStyle="1" w:styleId="FooterChar">
@@ -1227,7 +1289,7 @@
       <w:pBdr>
         <w:bottom w:val="single" w:sz="8" w:space="4" w:color="4F81BD" w:themeColor="accent1"/>
       </w:pBdr>
-      <w:spacing w:after="300" w:line="240" w:lineRule="auto"/>
+      <w:spacing w:after="300"/>
       <w:contextualSpacing/>
     </w:pPr>
     <w:rPr>
@@ -1409,6 +1471,7 @@
       <w:numPr>
         <w:numId w:val="1"/>
       </w:numPr>
+      <w:spacing w:after="10"/>
       <w:contextualSpacing/>
     </w:pPr>
   </w:style>
@@ -1669,9 +1732,6 @@
     <w:unhideWhenUsed/>
     <w:qFormat/>
     <w:rsid w:val="00FC693F"/>
-    <w:pPr>
-      <w:spacing w:line="240" w:lineRule="auto"/>
-    </w:pPr>
     <w:rPr>
       <w:b/>
       <w:bCs/>
